--- a/Важно!/3 Аннотация.docx
+++ b/Важно!/3 Аннотация.docx
@@ -1,11 +1,11 @@
 
 <file path=word/document.xml><?xml version="1.0" encoding="utf-8"?>
-<w:document xmlns:wpc="http://schemas.microsoft.com/office/word/2010/wordprocessingCanvas" xmlns:mc="http://schemas.openxmlformats.org/markup-compatibility/2006" xmlns:o="urn:schemas-microsoft-com:office:office" xmlns:r="http://schemas.openxmlformats.org/officeDocument/2006/relationships" xmlns:m="http://schemas.openxmlformats.org/officeDocument/2006/math" xmlns:v="urn:schemas-microsoft-com:vml" xmlns:wp14="http://schemas.microsoft.com/office/word/2010/wordprocessingDrawing" xmlns:wp="http://schemas.openxmlformats.org/drawingml/2006/wordprocessingDrawing" xmlns:w="http://schemas.openxmlformats.org/wordprocessingml/2006/main" xmlns:w14="http://schemas.microsoft.com/office/word/2010/wordml" xmlns:w10="urn:schemas-microsoft-com:office:word" xmlns:w15="http://schemas.microsoft.com/office/word/2012/wordml" xmlns:wpg="http://schemas.microsoft.com/office/word/2010/wordprocessingGroup" xmlns:wpi="http://schemas.microsoft.com/office/word/2010/wordprocessingInk" xmlns:wne="http://schemas.microsoft.com/office/word/2006/wordml" xmlns:wps="http://schemas.microsoft.com/office/word/2010/wordprocessingShape" xmlns:wpsCustomData="http://www.wps.cn/officeDocument/2013/wpsCustomData" mc:Ignorable="w14 w15 wp14">
+<w:document xmlns:mc="http://schemas.openxmlformats.org/markup-compatibility/2006" xmlns:o="urn:schemas-microsoft-com:office:office" xmlns:r="http://schemas.openxmlformats.org/officeDocument/2006/relationships" xmlns:m="http://schemas.openxmlformats.org/officeDocument/2006/math" xmlns:v="urn:schemas-microsoft-com:vml" xmlns:wp="http://schemas.openxmlformats.org/drawingml/2006/wordprocessingDrawing" xmlns:w10="urn:schemas-microsoft-com:office:word" xmlns:w="http://schemas.openxmlformats.org/wordprocessingml/2006/main" xmlns:wne="http://schemas.microsoft.com/office/word/2006/wordml" xmlns:sl="http://schemas.openxmlformats.org/schemaLibrary/2006/main" xmlns:a="http://schemas.openxmlformats.org/drawingml/2006/main" xmlns:pic="http://schemas.openxmlformats.org/drawingml/2006/picture" xmlns:c="http://schemas.openxmlformats.org/drawingml/2006/chart" xmlns:lc="http://schemas.openxmlformats.org/drawingml/2006/lockedCanvas" xmlns:dgm="http://schemas.openxmlformats.org/drawingml/2006/diagram" xmlns:wps="http://schemas.microsoft.com/office/word/2010/wordprocessingShape" xmlns:wpg="http://schemas.microsoft.com/office/word/2010/wordprocessingGroup" xmlns:w14="http://schemas.microsoft.com/office/word/2010/wordml" xmlns:w15="http://schemas.microsoft.com/office/word/2012/wordml" xmlns:w16="http://schemas.microsoft.com/office/word/2018/wordml" xmlns:w16cex="http://schemas.microsoft.com/office/word/2018/wordml/cex" xmlns:w16cid="http://schemas.microsoft.com/office/word/2016/wordml/cid" xmlns="http://schemas.microsoft.com/office/tasks/2019/documenttasks" xmlns:cr="http://schemas.microsoft.com/office/comments/2020/reactions">
   <w:body>
     <w:p>
       <w:pPr>
         <w:tabs>
-          <w:tab w:val="left" w:pos="3840"/>
+          <w:tab w:val="left" w:leader="none" w:pos="3840"/>
         </w:tabs>
         <w:jc w:val="center"/>
         <w:rPr>
@@ -17,14 +17,15 @@
         <w:rPr>
           <w:sz w:val="28"/>
           <w:szCs w:val="28"/>
-        </w:rPr>
-        <w:t>Аннотация</w:t>
+          <w:rtl w:val="0"/>
+        </w:rPr>
+        <w:t xml:space="preserve">Аннотация</w:t>
       </w:r>
     </w:p>
     <w:p>
       <w:pPr>
         <w:tabs>
-          <w:tab w:val="left" w:pos="3840"/>
+          <w:tab w:val="left" w:leader="none" w:pos="3840"/>
         </w:tabs>
         <w:spacing w:line="360" w:lineRule="auto"/>
         <w:ind w:firstLine="851"/>
@@ -34,11 +35,16 @@
           <w:szCs w:val="28"/>
         </w:rPr>
       </w:pPr>
+      <w:r>
+        <w:rPr>
+          <w:rtl w:val="0"/>
+        </w:rPr>
+      </w:r>
     </w:p>
     <w:p>
       <w:pPr>
         <w:tabs>
-          <w:tab w:val="left" w:pos="3840"/>
+          <w:tab w:val="left" w:leader="none" w:pos="3840"/>
         </w:tabs>
         <w:spacing w:line="360" w:lineRule="auto"/>
         <w:ind w:firstLine="851"/>
@@ -48,6 +54,11 @@
           <w:szCs w:val="28"/>
         </w:rPr>
       </w:pPr>
+      <w:r>
+        <w:rPr>
+          <w:rtl w:val="0"/>
+        </w:rPr>
+      </w:r>
     </w:p>
     <w:p>
       <w:pPr>
@@ -63,15 +74,24 @@
         <w:rPr>
           <w:sz w:val="28"/>
           <w:szCs w:val="28"/>
-        </w:rPr>
-        <w:t>На дипломный проект на тему: «Разработка веб-сайта «Цифровой диалог» для автоматизации приема и обработки обращений граждан с системой сквозного контроля и аналитическим модулем»</w:t>
-      </w:r>
-    </w:p>
-    <w:p>
-      <w:pPr>
-        <w:shd w:val="clear" w:color="auto" w:fill="FFFFFF"/>
+          <w:rtl w:val="0"/>
+        </w:rPr>
+        <w:t xml:space="preserve">На дипломный проект на тему: </w:t>
+      </w:r>
+      <w:r>
+        <w:rPr>
+          <w:sz w:val="28"/>
+          <w:szCs w:val="28"/>
+          <w:rtl w:val="0"/>
+        </w:rPr>
+        <w:t xml:space="preserve">«Разработка web-сайта для организации работы с обращениями граждан «Административно-хозяйственное управление Балашовского муниципального района»»</w:t>
+      </w:r>
+    </w:p>
+    <w:p>
+      <w:pPr>
+        <w:shd w:fill="ffffff" w:val="clear"/>
         <w:tabs>
-          <w:tab w:val="left" w:pos="5947"/>
+          <w:tab w:val="left" w:leader="none" w:pos="5947"/>
         </w:tabs>
         <w:spacing w:line="360" w:lineRule="auto"/>
         <w:ind w:firstLine="851"/>
@@ -81,11 +101,16 @@
           <w:szCs w:val="28"/>
         </w:rPr>
       </w:pPr>
+      <w:r>
+        <w:rPr>
+          <w:rtl w:val="0"/>
+        </w:rPr>
+      </w:r>
     </w:p>
     <w:p>
       <w:pPr>
         <w:tabs>
-          <w:tab w:val="left" w:pos="3840"/>
+          <w:tab w:val="left" w:leader="none" w:pos="3840"/>
         </w:tabs>
         <w:spacing w:line="360" w:lineRule="auto"/>
         <w:ind w:firstLine="851"/>
@@ -99,14 +124,15 @@
         <w:rPr>
           <w:sz w:val="28"/>
           <w:szCs w:val="28"/>
-        </w:rPr>
-        <w:t>Автор работы: Савкин Дмитрий Евгеньевич.</w:t>
+          <w:rtl w:val="0"/>
+        </w:rPr>
+        <w:t xml:space="preserve">Автор работы: Савкин Дмитрий Евгеньевич</w:t>
       </w:r>
     </w:p>
     <w:p>
       <w:pPr>
         <w:tabs>
-          <w:tab w:val="left" w:pos="3840"/>
+          <w:tab w:val="left" w:leader="none" w:pos="3840"/>
         </w:tabs>
         <w:spacing w:line="360" w:lineRule="auto"/>
         <w:ind w:firstLine="851"/>
@@ -120,14 +146,15 @@
         <w:rPr>
           <w:sz w:val="28"/>
           <w:szCs w:val="28"/>
-        </w:rPr>
-        <w:t>Учебное заведение: ГАПОУ СО «Балашовский техникум механизации сельского хозяйства»</w:t>
+          <w:rtl w:val="0"/>
+        </w:rPr>
+        <w:t xml:space="preserve">Учебное заведение: ГАПОУ СО «Балашовский техникум механизации сельского хозяйства»</w:t>
       </w:r>
     </w:p>
     <w:p>
       <w:pPr>
         <w:tabs>
-          <w:tab w:val="left" w:pos="3840"/>
+          <w:tab w:val="left" w:leader="none" w:pos="3840"/>
         </w:tabs>
         <w:spacing w:line="360" w:lineRule="auto"/>
         <w:ind w:firstLine="851"/>
@@ -141,90 +168,9 @@
         <w:rPr>
           <w:sz w:val="28"/>
           <w:szCs w:val="28"/>
-        </w:rPr>
-        <w:t xml:space="preserve">Дипломный проект представлен пояснительной запиской на </w:t>
-      </w:r>
-      <w:r>
-        <w:rPr>
-          <w:rFonts w:hint="default"/>
-          <w:sz w:val="28"/>
-          <w:szCs w:val="28"/>
-          <w:lang w:val="en-US"/>
-        </w:rPr>
-        <w:t>53</w:t>
-      </w:r>
-      <w:r>
-        <w:rPr>
-          <w:sz w:val="28"/>
-          <w:szCs w:val="28"/>
-        </w:rPr>
-        <w:t xml:space="preserve"> страницы и оптический диск с разработанным веб-приложением согласно теме ВКР.</w:t>
-      </w:r>
-    </w:p>
-    <w:p>
-      <w:pPr>
-        <w:pStyle w:val="4"/>
-        <w:keepNext w:val="0"/>
-        <w:keepLines w:val="0"/>
-        <w:pageBreakBefore w:val="0"/>
-        <w:widowControl/>
-        <w:suppressLineNumbers w:val="0"/>
-        <w:kinsoku/>
-        <w:wordWrap/>
-        <w:overflowPunct/>
-        <w:topLinePunct w:val="0"/>
-        <w:autoSpaceDE/>
-        <w:autoSpaceDN/>
-        <w:bidi w:val="0"/>
-        <w:adjustRightInd/>
-        <w:snapToGrid/>
-        <w:spacing w:line="360" w:lineRule="auto"/>
-        <w:ind w:left="0" w:leftChars="0" w:firstLine="850" w:firstLineChars="0"/>
-        <w:textAlignment w:val="auto"/>
-        <w:rPr>
-          <w:sz w:val="28"/>
-          <w:szCs w:val="28"/>
-        </w:rPr>
-      </w:pPr>
-      <w:r>
-        <w:rPr>
-          <w:sz w:val="28"/>
-          <w:szCs w:val="28"/>
-        </w:rPr>
-        <w:t>В дипломном проекте проведен анализ работы Балашовского филиала ГУЗ «СОСПК» и разработка медицинской информационной системы учета доноров и управления запасами компонентов крови с подсистемой автоматизированного контроля 180-дневного карантина и интерактивным аналитическим модулем.</w:t>
-      </w:r>
-    </w:p>
-    <w:p>
-      <w:pPr>
-        <w:pStyle w:val="4"/>
-        <w:keepNext w:val="0"/>
-        <w:keepLines w:val="0"/>
-        <w:pageBreakBefore w:val="0"/>
-        <w:widowControl/>
-        <w:suppressLineNumbers w:val="0"/>
-        <w:kinsoku/>
-        <w:wordWrap/>
-        <w:overflowPunct/>
-        <w:topLinePunct w:val="0"/>
-        <w:autoSpaceDE/>
-        <w:autoSpaceDN/>
-        <w:bidi w:val="0"/>
-        <w:adjustRightInd/>
-        <w:snapToGrid/>
-        <w:spacing w:line="360" w:lineRule="auto"/>
-        <w:ind w:left="0" w:leftChars="0" w:firstLine="850" w:firstLineChars="0"/>
-        <w:textAlignment w:val="auto"/>
-        <w:rPr>
-          <w:sz w:val="28"/>
-          <w:szCs w:val="28"/>
-        </w:rPr>
-      </w:pPr>
-      <w:r>
-        <w:rPr>
-          <w:sz w:val="28"/>
-          <w:szCs w:val="28"/>
-        </w:rPr>
-        <w:t>Цель дипломного проекта — разработка десктопного приложения для автоматизации процессов регистрации доноров, лабораторного скрининга, фракционирования и строгого учета движения запасов гемокомпонентов.</w:t>
+          <w:rtl w:val="0"/>
+        </w:rPr>
+        <w:t xml:space="preserve">Дипломный проект представлен пояснительной запиской на 45 страницы и оптический диск с разработанным веб-приложением согласно теме ВКР.</w:t>
       </w:r>
     </w:p>
     <w:p>
@@ -232,285 +178,227 @@
         <w:spacing w:line="360" w:lineRule="auto"/>
         <w:ind w:firstLine="851"/>
         <w:jc w:val="both"/>
-      </w:pPr>
-      <w:bookmarkStart w:id="0" w:name="_GoBack"/>
-      <w:bookmarkEnd w:id="0"/>
+        <w:rPr>
+          <w:sz w:val="28"/>
+          <w:szCs w:val="28"/>
+        </w:rPr>
+      </w:pPr>
+      <w:r>
+        <w:rPr>
+          <w:sz w:val="28"/>
+          <w:szCs w:val="28"/>
+          <w:rtl w:val="0"/>
+        </w:rPr>
+        <w:t xml:space="preserve">В дипломном проекте проведен анализ работы организации и создание web-сайта для принятия и контроля обращений в «Административно-хозяйственное управление Балашовского муниципального района».</w:t>
+      </w:r>
+    </w:p>
+    <w:p>
+      <w:pPr>
+        <w:spacing w:line="360" w:lineRule="auto"/>
+        <w:ind w:firstLine="851"/>
+        <w:jc w:val="both"/>
+        <w:rPr/>
+      </w:pPr>
+      <w:r>
+        <w:rPr>
+          <w:sz w:val="28"/>
+          <w:szCs w:val="28"/>
+          <w:rtl w:val="0"/>
+        </w:rPr>
+        <w:t xml:space="preserve">Цель дипломного проекта - разработка веб-системы «Цифровой диалог» для автоматизации работы с обращениями граждан в МКУ «АХУ» БМР.</w:t>
+      </w:r>
+      <w:r>
+        <w:rPr>
+          <w:rtl w:val="0"/>
+        </w:rPr>
+      </w:r>
     </w:p>
     <w:sectPr>
-      <w:pgSz w:w="11906" w:h="16838"/>
-      <w:pgMar w:top="1134" w:right="850" w:bottom="1134" w:left="1701" w:header="708" w:footer="708" w:gutter="0"/>
-      <w:cols w:space="708" w:num="1"/>
-      <w:docGrid w:linePitch="360" w:charSpace="0"/>
+      <w:pgSz w:h="16838" w:w="11906" w:orient="portrait"/>
+      <w:pgMar w:bottom="1134" w:top="1134" w:left="1701" w:right="850" w:header="708" w:footer="708"/>
+      <w:pgNumType w:start="1"/>
     </w:sectPr>
   </w:body>
 </w:document>
 </file>
 
-<file path=word/endnotes.xml><?xml version="1.0" encoding="utf-8"?>
-<w:endnotes xmlns:wpc="http://schemas.microsoft.com/office/word/2010/wordprocessingCanvas" xmlns:mc="http://schemas.openxmlformats.org/markup-compatibility/2006" xmlns:o="urn:schemas-microsoft-com:office:office" xmlns:r="http://schemas.openxmlformats.org/officeDocument/2006/relationships" xmlns:m="http://schemas.openxmlformats.org/officeDocument/2006/math" xmlns:v="urn:schemas-microsoft-com:vml" xmlns:wp14="http://schemas.microsoft.com/office/word/2010/wordprocessingDrawing" xmlns:wp="http://schemas.openxmlformats.org/drawingml/2006/wordprocessingDrawing" xmlns:w="http://schemas.openxmlformats.org/wordprocessingml/2006/main" xmlns:w14="http://schemas.microsoft.com/office/word/2010/wordml" xmlns:w15="http://schemas.microsoft.com/office/word/2012/wordml" xmlns:w10="urn:schemas-microsoft-com:office:word" xmlns:wpg="http://schemas.microsoft.com/office/word/2010/wordprocessingGroup" xmlns:wpi="http://schemas.microsoft.com/office/word/2010/wordprocessingInk" xmlns:wne="http://schemas.microsoft.com/office/word/2006/wordml" xmlns:wps="http://schemas.microsoft.com/office/word/2010/wordprocessingShape" xmlns:wpsCustomData="http://www.wps.cn/officeDocument/2013/wpsCustomData" mc:Ignorable="w14 w15 wp14">
-  <w:endnote w:type="separator" w:id="0">
-    <w:p>
-      <w:pPr>
-        <w:spacing w:line="240" w:lineRule="auto"/>
-      </w:pPr>
-      <w:r>
-        <w:separator/>
-      </w:r>
-    </w:p>
-  </w:endnote>
-  <w:endnote w:type="continuationSeparator" w:id="1">
-    <w:p>
-      <w:pPr>
-        <w:spacing w:line="240" w:lineRule="auto"/>
-      </w:pPr>
-      <w:r>
-        <w:continuationSeparator/>
-      </w:r>
-    </w:p>
-  </w:endnote>
-</w:endnotes>
-</file>
-
-<file path=word/footnotes.xml><?xml version="1.0" encoding="utf-8"?>
-<w:footnotes xmlns:wpc="http://schemas.microsoft.com/office/word/2010/wordprocessingCanvas" xmlns:mc="http://schemas.openxmlformats.org/markup-compatibility/2006" xmlns:o="urn:schemas-microsoft-com:office:office" xmlns:r="http://schemas.openxmlformats.org/officeDocument/2006/relationships" xmlns:m="http://schemas.openxmlformats.org/officeDocument/2006/math" xmlns:v="urn:schemas-microsoft-com:vml" xmlns:wp14="http://schemas.microsoft.com/office/word/2010/wordprocessingDrawing" xmlns:wp="http://schemas.openxmlformats.org/drawingml/2006/wordprocessingDrawing" xmlns:w="http://schemas.openxmlformats.org/wordprocessingml/2006/main" xmlns:w14="http://schemas.microsoft.com/office/word/2010/wordml" xmlns:w15="http://schemas.microsoft.com/office/word/2012/wordml" xmlns:w10="urn:schemas-microsoft-com:office:word" xmlns:wpg="http://schemas.microsoft.com/office/word/2010/wordprocessingGroup" xmlns:wpi="http://schemas.microsoft.com/office/word/2010/wordprocessingInk" xmlns:wne="http://schemas.microsoft.com/office/word/2006/wordml" xmlns:wps="http://schemas.microsoft.com/office/word/2010/wordprocessingShape" xmlns:wpsCustomData="http://www.wps.cn/officeDocument/2013/wpsCustomData" mc:Ignorable="w14 w15 wp14">
-  <w:footnote w:type="separator" w:id="0">
-    <w:p>
-      <w:pPr>
-        <w:spacing w:before="0" w:after="0" w:line="240" w:lineRule="auto"/>
-      </w:pPr>
-      <w:r>
-        <w:separator/>
-      </w:r>
-    </w:p>
-  </w:footnote>
-  <w:footnote w:type="continuationSeparator" w:id="1">
-    <w:p>
-      <w:pPr>
-        <w:spacing w:before="0" w:after="0" w:line="240" w:lineRule="auto"/>
-      </w:pPr>
-      <w:r>
-        <w:continuationSeparator/>
-      </w:r>
-    </w:p>
-  </w:footnote>
-</w:footnotes>
+<file path=word/numbering.xml><?xml version="1.0" encoding="utf-8"?>
+<w:numbering xmlns:mc="http://schemas.openxmlformats.org/markup-compatibility/2006" xmlns:o="urn:schemas-microsoft-com:office:office" xmlns:r="http://schemas.openxmlformats.org/officeDocument/2006/relationships" xmlns:m="http://schemas.openxmlformats.org/officeDocument/2006/math" xmlns:v="urn:schemas-microsoft-com:vml" xmlns:wp="http://schemas.openxmlformats.org/drawingml/2006/wordprocessingDrawing" xmlns:w10="urn:schemas-microsoft-com:office:word" xmlns:w="http://schemas.openxmlformats.org/wordprocessingml/2006/main" xmlns:wne="http://schemas.microsoft.com/office/word/2006/wordml" xmlns:sl="http://schemas.openxmlformats.org/schemaLibrary/2006/main" xmlns:a="http://schemas.openxmlformats.org/drawingml/2006/main" xmlns:pic="http://schemas.openxmlformats.org/drawingml/2006/picture" xmlns:c="http://schemas.openxmlformats.org/drawingml/2006/chart" xmlns:lc="http://schemas.openxmlformats.org/drawingml/2006/lockedCanvas" xmlns:dgm="http://schemas.openxmlformats.org/drawingml/2006/diagram" xmlns:wps="http://schemas.microsoft.com/office/word/2010/wordprocessingShape" xmlns:wpg="http://schemas.microsoft.com/office/word/2010/wordprocessingGroup" xmlns:w14="http://schemas.microsoft.com/office/word/2010/wordml" xmlns:w15="http://schemas.microsoft.com/office/word/2012/wordml" xmlns:w16="http://schemas.microsoft.com/office/word/2018/wordml" xmlns:w16cex="http://schemas.microsoft.com/office/word/2018/wordml/cex" xmlns:w16cid="http://schemas.microsoft.com/office/word/2016/wordml/cid" xmlns="http://schemas.microsoft.com/office/tasks/2019/documenttasks" xmlns:cr="http://schemas.microsoft.com/office/comments/2020/reactions"/>
 </file>
 
 <file path=word/styles.xml><?xml version="1.0" encoding="utf-8"?>
-<w:styles xmlns:mc="http://schemas.openxmlformats.org/markup-compatibility/2006" xmlns:o="urn:schemas-microsoft-com:office:office" xmlns:r="http://schemas.openxmlformats.org/officeDocument/2006/relationships" xmlns:m="http://schemas.openxmlformats.org/officeDocument/2006/math" xmlns:v="urn:schemas-microsoft-com:vml" xmlns:w="http://schemas.openxmlformats.org/wordprocessingml/2006/main" xmlns:w14="http://schemas.microsoft.com/office/word/2010/wordml" xmlns:w10="urn:schemas-microsoft-com:office:word" xmlns:sl="http://schemas.openxmlformats.org/schemaLibrary/2006/main" xmlns:wpsCustomData="http://www.wps.cn/officeDocument/2013/wpsCustomData" mc:Ignorable="w14">
+<w:styles xmlns:mc="http://schemas.openxmlformats.org/markup-compatibility/2006" xmlns:o="urn:schemas-microsoft-com:office:office" xmlns:r="http://schemas.openxmlformats.org/officeDocument/2006/relationships" xmlns:m="http://schemas.openxmlformats.org/officeDocument/2006/math" xmlns:v="urn:schemas-microsoft-com:vml" xmlns:wp="http://schemas.openxmlformats.org/drawingml/2006/wordprocessingDrawing" xmlns:w10="urn:schemas-microsoft-com:office:word" xmlns:w="http://schemas.openxmlformats.org/wordprocessingml/2006/main" xmlns:wne="http://schemas.microsoft.com/office/word/2006/wordml" xmlns:sl="http://schemas.openxmlformats.org/schemaLibrary/2006/main" xmlns:a="http://schemas.openxmlformats.org/drawingml/2006/main" xmlns:pic="http://schemas.openxmlformats.org/drawingml/2006/picture" xmlns:c="http://schemas.openxmlformats.org/drawingml/2006/chart" xmlns:lc="http://schemas.openxmlformats.org/drawingml/2006/lockedCanvas" xmlns:dgm="http://schemas.openxmlformats.org/drawingml/2006/diagram" xmlns:wps="http://schemas.microsoft.com/office/word/2010/wordprocessingShape" xmlns:wpg="http://schemas.microsoft.com/office/word/2010/wordprocessingGroup" xmlns:w14="http://schemas.microsoft.com/office/word/2010/wordml" xmlns:w15="http://schemas.microsoft.com/office/word/2012/wordml" xmlns:w16="http://schemas.microsoft.com/office/word/2018/wordml" xmlns:w16cex="http://schemas.microsoft.com/office/word/2018/wordml/cex" xmlns:w16cid="http://schemas.microsoft.com/office/word/2016/wordml/cid" xmlns="http://schemas.microsoft.com/office/tasks/2019/documenttasks" xmlns:cr="http://schemas.microsoft.com/office/comments/2020/reactions">
   <w:docDefaults>
     <w:rPrDefault>
       <w:rPr>
-        <w:rFonts w:ascii="Times New Roman" w:hAnsi="Times New Roman" w:eastAsia="SimSun" w:cs="Times New Roman"/>
+        <w:sz w:val="24"/>
+        <w:szCs w:val="24"/>
+        <w:lang w:val="ru"/>
       </w:rPr>
     </w:rPrDefault>
-    <w:pPrDefault/>
+    <w:pPrDefault>
+      <w:pPr/>
+    </w:pPrDefault>
   </w:docDefaults>
-  <w:latentStyles w:count="260" w:defQFormat="0" w:defUnhideWhenUsed="1" w:defSemiHidden="1" w:defUIPriority="99" w:defLockedState="0">
-    <w:lsdException w:qFormat="1" w:unhideWhenUsed="0" w:uiPriority="0" w:semiHidden="0" w:name="Normal"/>
-    <w:lsdException w:qFormat="1" w:unhideWhenUsed="0" w:uiPriority="9" w:semiHidden="0" w:name="heading 1"/>
-    <w:lsdException w:qFormat="1" w:uiPriority="9" w:name="heading 2"/>
-    <w:lsdException w:qFormat="1" w:uiPriority="9" w:name="heading 3"/>
-    <w:lsdException w:qFormat="1" w:uiPriority="9" w:name="heading 4"/>
-    <w:lsdException w:qFormat="1" w:uiPriority="9" w:name="heading 5"/>
-    <w:lsdException w:qFormat="1" w:uiPriority="9" w:name="heading 6"/>
-    <w:lsdException w:qFormat="1" w:uiPriority="9" w:name="heading 7"/>
-    <w:lsdException w:qFormat="1" w:uiPriority="9" w:name="heading 8"/>
-    <w:lsdException w:qFormat="1" w:uiPriority="9" w:name="heading 9"/>
-    <w:lsdException w:uiPriority="99" w:name="index 1"/>
-    <w:lsdException w:uiPriority="99" w:name="index 2"/>
-    <w:lsdException w:uiPriority="99" w:name="index 3"/>
-    <w:lsdException w:uiPriority="99" w:name="index 4"/>
-    <w:lsdException w:uiPriority="99" w:name="index 5"/>
-    <w:lsdException w:uiPriority="99" w:name="index 6"/>
-    <w:lsdException w:uiPriority="99" w:name="index 7"/>
-    <w:lsdException w:uiPriority="99" w:name="index 8"/>
-    <w:lsdException w:uiPriority="99" w:name="index 9"/>
-    <w:lsdException w:uiPriority="39" w:name="toc 1"/>
-    <w:lsdException w:uiPriority="39" w:name="toc 2"/>
-    <w:lsdException w:uiPriority="39" w:name="toc 3"/>
-    <w:lsdException w:uiPriority="39" w:name="toc 4"/>
-    <w:lsdException w:uiPriority="39" w:name="toc 5"/>
-    <w:lsdException w:uiPriority="39" w:name="toc 6"/>
-    <w:lsdException w:uiPriority="39" w:name="toc 7"/>
-    <w:lsdException w:uiPriority="39" w:name="toc 8"/>
-    <w:lsdException w:uiPriority="39" w:name="toc 9"/>
-    <w:lsdException w:uiPriority="99" w:name="Normal Indent"/>
-    <w:lsdException w:uiPriority="99" w:name="footnote text"/>
-    <w:lsdException w:uiPriority="99" w:name="annotation text"/>
-    <w:lsdException w:uiPriority="99" w:name="header"/>
-    <w:lsdException w:uiPriority="99" w:name="footer"/>
-    <w:lsdException w:uiPriority="99" w:name="index heading"/>
-    <w:lsdException w:qFormat="1" w:uiPriority="35" w:name="caption"/>
-    <w:lsdException w:uiPriority="99" w:name="table of figures"/>
-    <w:lsdException w:uiPriority="99" w:name="envelope address"/>
-    <w:lsdException w:uiPriority="99" w:name="envelope return"/>
-    <w:lsdException w:uiPriority="99" w:name="footnote reference"/>
-    <w:lsdException w:uiPriority="99" w:name="annotation reference"/>
-    <w:lsdException w:uiPriority="99" w:name="line number"/>
-    <w:lsdException w:uiPriority="99" w:name="page number"/>
-    <w:lsdException w:uiPriority="99" w:name="endnote reference"/>
-    <w:lsdException w:uiPriority="99" w:name="endnote text"/>
-    <w:lsdException w:uiPriority="99" w:name="table of authorities"/>
-    <w:lsdException w:uiPriority="99" w:name="macro"/>
-    <w:lsdException w:uiPriority="99" w:name="toa heading"/>
-    <w:lsdException w:uiPriority="99" w:name="List"/>
-    <w:lsdException w:uiPriority="99" w:name="List Bullet"/>
-    <w:lsdException w:uiPriority="99" w:name="List Number"/>
-    <w:lsdException w:uiPriority="99" w:name="List 2"/>
-    <w:lsdException w:uiPriority="99" w:name="List 3"/>
-    <w:lsdException w:uiPriority="99" w:name="List 4"/>
-    <w:lsdException w:uiPriority="99" w:name="List 5"/>
-    <w:lsdException w:uiPriority="99" w:name="List Bullet 2"/>
-    <w:lsdException w:uiPriority="99" w:name="List Bullet 3"/>
-    <w:lsdException w:uiPriority="99" w:name="List Bullet 4"/>
-    <w:lsdException w:uiPriority="99" w:name="List Bullet 5"/>
-    <w:lsdException w:uiPriority="99" w:name="List Number 2"/>
-    <w:lsdException w:uiPriority="99" w:name="List Number 3"/>
-    <w:lsdException w:uiPriority="99" w:name="List Number 4"/>
-    <w:lsdException w:uiPriority="99" w:name="List Number 5"/>
-    <w:lsdException w:qFormat="1" w:unhideWhenUsed="0" w:uiPriority="10" w:semiHidden="0" w:name="Title"/>
-    <w:lsdException w:uiPriority="99" w:name="Closing"/>
-    <w:lsdException w:uiPriority="99" w:name="Signature"/>
-    <w:lsdException w:qFormat="1" w:uiPriority="1" w:name="Default Paragraph Font"/>
-    <w:lsdException w:uiPriority="99" w:name="Body Text"/>
-    <w:lsdException w:uiPriority="99" w:name="Body Text Indent"/>
-    <w:lsdException w:uiPriority="99" w:name="List Continue"/>
-    <w:lsdException w:uiPriority="99" w:name="List Continue 2"/>
-    <w:lsdException w:uiPriority="99" w:name="List Continue 3"/>
-    <w:lsdException w:uiPriority="99" w:name="List Continue 4"/>
-    <w:lsdException w:uiPriority="99" w:name="List Continue 5"/>
-    <w:lsdException w:uiPriority="99" w:name="Message Header"/>
-    <w:lsdException w:qFormat="1" w:unhideWhenUsed="0" w:uiPriority="11" w:semiHidden="0" w:name="Subtitle"/>
-    <w:lsdException w:uiPriority="99" w:name="Salutation"/>
-    <w:lsdException w:uiPriority="99" w:name="Date"/>
-    <w:lsdException w:uiPriority="99" w:name="Body Text First Indent"/>
-    <w:lsdException w:uiPriority="99" w:name="Body Text First Indent 2"/>
-    <w:lsdException w:uiPriority="99" w:name="Note Heading"/>
-    <w:lsdException w:uiPriority="99" w:name="Body Text 2"/>
-    <w:lsdException w:uiPriority="99" w:name="Body Text 3"/>
-    <w:lsdException w:uiPriority="99" w:name="Body Text Indent 2"/>
-    <w:lsdException w:uiPriority="99" w:name="Body Text Indent 3"/>
-    <w:lsdException w:uiPriority="99" w:name="Block Text"/>
-    <w:lsdException w:uiPriority="99" w:name="Hyperlink"/>
-    <w:lsdException w:uiPriority="99" w:name="FollowedHyperlink"/>
-    <w:lsdException w:qFormat="1" w:unhideWhenUsed="0" w:uiPriority="22" w:semiHidden="0" w:name="Strong"/>
-    <w:lsdException w:qFormat="1" w:unhideWhenUsed="0" w:uiPriority="20" w:semiHidden="0" w:name="Emphasis"/>
-    <w:lsdException w:uiPriority="99" w:name="Document Map"/>
-    <w:lsdException w:uiPriority="99" w:name="Plain Text"/>
-    <w:lsdException w:uiPriority="99" w:name="E-mail Signature"/>
-    <w:lsdException w:qFormat="1" w:uiPriority="99" w:semiHidden="0" w:name="Normal (Web)"/>
-    <w:lsdException w:uiPriority="99" w:name="HTML Acronym"/>
-    <w:lsdException w:uiPriority="99" w:name="HTML Address"/>
-    <w:lsdException w:uiPriority="99" w:name="HTML Cite"/>
-    <w:lsdException w:uiPriority="99" w:name="HTML Code"/>
-    <w:lsdException w:uiPriority="99" w:name="HTML Definition"/>
-    <w:lsdException w:uiPriority="99" w:name="HTML Keyboard"/>
-    <w:lsdException w:uiPriority="99" w:name="HTML Preformatted"/>
-    <w:lsdException w:uiPriority="99" w:name="HTML Sample"/>
-    <w:lsdException w:uiPriority="99" w:name="HTML Typewriter"/>
-    <w:lsdException w:uiPriority="99" w:name="HTML Variable"/>
-    <w:lsdException w:qFormat="1" w:uiPriority="99" w:name="Normal Table"/>
-    <w:lsdException w:uiPriority="99" w:name="annotation subject"/>
-    <w:lsdException w:uiPriority="99" w:name="Table Simple 1"/>
-    <w:lsdException w:uiPriority="99" w:name="Table Simple 2"/>
-    <w:lsdException w:uiPriority="99" w:name="Table Simple 3"/>
-    <w:lsdException w:uiPriority="99" w:name="Table Classic 1"/>
-    <w:lsdException w:uiPriority="99" w:name="Table Classic 2"/>
-    <w:lsdException w:uiPriority="99" w:name="Table Classic 3"/>
-    <w:lsdException w:uiPriority="99" w:name="Table Classic 4"/>
-    <w:lsdException w:uiPriority="99" w:name="Table Colorful 1"/>
-    <w:lsdException w:uiPriority="99" w:name="Table Colorful 2"/>
-    <w:lsdException w:uiPriority="99" w:name="Table Colorful 3"/>
-    <w:lsdException w:uiPriority="99" w:name="Table Columns 1"/>
-    <w:lsdException w:uiPriority="99" w:name="Table Columns 2"/>
-    <w:lsdException w:uiPriority="99" w:name="Table Columns 3"/>
-    <w:lsdException w:uiPriority="99" w:name="Table Columns 4"/>
-    <w:lsdException w:uiPriority="99" w:name="Table Columns 5"/>
-    <w:lsdException w:uiPriority="99" w:name="Table Grid 1"/>
-    <w:lsdException w:uiPriority="99" w:name="Table Grid 2"/>
-    <w:lsdException w:uiPriority="99" w:name="Table Grid 3"/>
-    <w:lsdException w:uiPriority="99" w:name="Table Grid 4"/>
-    <w:lsdException w:uiPriority="99" w:name="Table Grid 5"/>
-    <w:lsdException w:uiPriority="99" w:name="Table Grid 6"/>
-    <w:lsdException w:uiPriority="99" w:name="Table Grid 7"/>
-    <w:lsdException w:uiPriority="99" w:name="Table Grid 8"/>
-    <w:lsdException w:uiPriority="99" w:name="Table List 1"/>
-    <w:lsdException w:uiPriority="99" w:name="Table List 2"/>
-    <w:lsdException w:uiPriority="99" w:name="Table List 3"/>
-    <w:lsdException w:uiPriority="99" w:name="Table List 4"/>
-    <w:lsdException w:uiPriority="99" w:name="Table List 5"/>
-    <w:lsdException w:uiPriority="99" w:name="Table List 6"/>
-    <w:lsdException w:uiPriority="99" w:name="Table List 7"/>
-    <w:lsdException w:uiPriority="99" w:name="Table List 8"/>
-    <w:lsdException w:uiPriority="99" w:name="Table 3D effects 1"/>
-    <w:lsdException w:uiPriority="99" w:name="Table 3D effects 2"/>
-    <w:lsdException w:uiPriority="99" w:name="Table 3D effects 3"/>
-    <w:lsdException w:uiPriority="99" w:name="Table Contemporary"/>
-    <w:lsdException w:uiPriority="99" w:name="Table Elegant"/>
-    <w:lsdException w:uiPriority="99" w:name="Table Professional"/>
-    <w:lsdException w:uiPriority="99" w:name="Table Subtle 1"/>
-    <w:lsdException w:uiPriority="99" w:name="Table Subtle 2"/>
-    <w:lsdException w:uiPriority="99" w:name="Table Web 1"/>
-    <w:lsdException w:uiPriority="99" w:name="Table Web 2"/>
-    <w:lsdException w:uiPriority="99" w:name="Table Web 3"/>
-    <w:lsdException w:uiPriority="99" w:name="Balloon Text"/>
-    <w:lsdException w:unhideWhenUsed="0" w:uiPriority="59" w:semiHidden="0" w:name="Table Grid"/>
-    <w:lsdException w:uiPriority="99" w:name="Table Theme"/>
-  </w:latentStyles>
-  <w:style w:type="paragraph" w:default="1" w:styleId="1">
-    <w:name w:val="Normal"/>
-    <w:qFormat/>
-    <w:uiPriority w:val="0"/>
+  <w:style w:type="table" w:styleId="TableNormal" w:default="1">
+    <w:name w:val="TableNormal"/>
+    <w:tblPr>
+      <w:tblCellMar>
+        <w:top w:w="100.0" w:type="dxa"/>
+        <w:left w:w="100.0" w:type="dxa"/>
+        <w:bottom w:w="100.0" w:type="dxa"/>
+        <w:right w:w="100.0" w:type="dxa"/>
+      </w:tblCellMar>
+    </w:tblPr>
+  </w:style>
+  <w:style w:type="paragraph" w:styleId="Normal" w:default="1">
+    <w:name w:val="normal"/>
+  </w:style>
+  <w:style w:type="paragraph" w:styleId="Heading1">
+    <w:name w:val="heading 1"/>
+    <w:basedOn w:val="Normal"/>
+    <w:next w:val="Normal"/>
     <w:pPr>
-      <w:spacing w:after="0" w:line="240" w:lineRule="auto"/>
+      <w:keepNext w:val="1"/>
+      <w:keepLines w:val="1"/>
+      <w:pageBreakBefore w:val="0"/>
+      <w:spacing w:after="120" w:before="480" w:lineRule="auto"/>
     </w:pPr>
     <w:rPr>
-      <w:rFonts w:ascii="Times New Roman" w:hAnsi="Times New Roman" w:eastAsia="Times New Roman" w:cs="Times New Roman"/>
+      <w:b w:val="1"/>
+      <w:bCs w:val="1"/>
+      <w:sz w:val="48"/>
+      <w:szCs w:val="48"/>
+    </w:rPr>
+  </w:style>
+  <w:style w:type="paragraph" w:styleId="Heading2">
+    <w:name w:val="heading 2"/>
+    <w:basedOn w:val="Normal"/>
+    <w:next w:val="Normal"/>
+    <w:pPr>
+      <w:keepNext w:val="1"/>
+      <w:keepLines w:val="1"/>
+      <w:pageBreakBefore w:val="0"/>
+      <w:spacing w:after="80" w:before="360" w:lineRule="auto"/>
+    </w:pPr>
+    <w:rPr>
+      <w:b w:val="1"/>
+      <w:bCs w:val="1"/>
+      <w:sz w:val="36"/>
+      <w:szCs w:val="36"/>
+    </w:rPr>
+  </w:style>
+  <w:style w:type="paragraph" w:styleId="Heading3">
+    <w:name w:val="heading 3"/>
+    <w:basedOn w:val="Normal"/>
+    <w:next w:val="Normal"/>
+    <w:pPr>
+      <w:keepNext w:val="1"/>
+      <w:keepLines w:val="1"/>
+      <w:pageBreakBefore w:val="0"/>
+      <w:spacing w:after="80" w:before="280" w:lineRule="auto"/>
+    </w:pPr>
+    <w:rPr>
+      <w:b w:val="1"/>
+      <w:bCs w:val="1"/>
+      <w:sz w:val="28"/>
+      <w:szCs w:val="28"/>
+    </w:rPr>
+  </w:style>
+  <w:style w:type="paragraph" w:styleId="Heading4">
+    <w:name w:val="heading 4"/>
+    <w:basedOn w:val="Normal"/>
+    <w:next w:val="Normal"/>
+    <w:pPr>
+      <w:keepNext w:val="1"/>
+      <w:keepLines w:val="1"/>
+      <w:pageBreakBefore w:val="0"/>
+      <w:spacing w:after="40" w:before="240" w:lineRule="auto"/>
+    </w:pPr>
+    <w:rPr>
+      <w:b w:val="1"/>
+      <w:bCs w:val="1"/>
       <w:sz w:val="24"/>
       <w:szCs w:val="24"/>
-      <w:lang w:val="ru-RU" w:eastAsia="ru-RU" w:bidi="ar-SA"/>
     </w:rPr>
   </w:style>
-  <w:style w:type="character" w:default="1" w:styleId="2">
-    <w:name w:val="Default Paragraph Font"/>
-    <w:semiHidden/>
-    <w:unhideWhenUsed/>
-    <w:qFormat/>
-    <w:uiPriority w:val="1"/>
-  </w:style>
-  <w:style w:type="table" w:default="1" w:styleId="3">
-    <w:name w:val="Normal Table"/>
-    <w:semiHidden/>
-    <w:unhideWhenUsed/>
-    <w:qFormat/>
-    <w:uiPriority w:val="99"/>
-    <w:tblPr>
-      <w:tblCellMar>
-        <w:top w:w="0" w:type="dxa"/>
-        <w:left w:w="108" w:type="dxa"/>
-        <w:bottom w:w="0" w:type="dxa"/>
-        <w:right w:w="108" w:type="dxa"/>
-      </w:tblCellMar>
-    </w:tblPr>
-  </w:style>
-  <w:style w:type="paragraph" w:styleId="4">
-    <w:name w:val="Normal (Web)"/>
-    <w:basedOn w:val="1"/>
-    <w:unhideWhenUsed/>
-    <w:qFormat/>
-    <w:uiPriority w:val="99"/>
+  <w:style w:type="paragraph" w:styleId="Heading5">
+    <w:name w:val="heading 5"/>
+    <w:basedOn w:val="Normal"/>
+    <w:next w:val="Normal"/>
     <w:pPr>
-      <w:spacing w:before="100" w:beforeAutospacing="1" w:after="100" w:afterAutospacing="1"/>
+      <w:keepNext w:val="1"/>
+      <w:keepLines w:val="1"/>
+      <w:pageBreakBefore w:val="0"/>
+      <w:spacing w:after="40" w:before="220" w:lineRule="auto"/>
     </w:pPr>
+    <w:rPr>
+      <w:b w:val="1"/>
+      <w:bCs w:val="1"/>
+      <w:sz w:val="22"/>
+      <w:szCs w:val="22"/>
+    </w:rPr>
+  </w:style>
+  <w:style w:type="paragraph" w:styleId="Heading6">
+    <w:name w:val="heading 6"/>
+    <w:basedOn w:val="Normal"/>
+    <w:next w:val="Normal"/>
+    <w:pPr>
+      <w:keepNext w:val="1"/>
+      <w:keepLines w:val="1"/>
+      <w:pageBreakBefore w:val="0"/>
+      <w:spacing w:after="40" w:before="200" w:lineRule="auto"/>
+    </w:pPr>
+    <w:rPr>
+      <w:b w:val="1"/>
+      <w:bCs w:val="1"/>
+      <w:sz w:val="20"/>
+      <w:szCs w:val="20"/>
+    </w:rPr>
+  </w:style>
+  <w:style w:type="paragraph" w:styleId="Title">
+    <w:name w:val="Title"/>
+    <w:basedOn w:val="Normal"/>
+    <w:next w:val="Normal"/>
+    <w:pPr>
+      <w:keepNext w:val="1"/>
+      <w:keepLines w:val="1"/>
+      <w:pageBreakBefore w:val="0"/>
+      <w:spacing w:after="120" w:before="480" w:lineRule="auto"/>
+    </w:pPr>
+    <w:rPr>
+      <w:b w:val="1"/>
+      <w:bCs w:val="1"/>
+      <w:sz w:val="72"/>
+      <w:szCs w:val="72"/>
+    </w:rPr>
+  </w:style>
+  <w:style w:type="paragraph" w:styleId="Subtitle">
+    <w:name w:val="Subtitle"/>
+    <w:basedOn w:val="Normal"/>
+    <w:next w:val="Normal"/>
+    <w:pPr>
+      <w:keepNext w:val="1"/>
+      <w:keepLines w:val="1"/>
+      <w:pageBreakBefore w:val="0"/>
+      <w:spacing w:after="80" w:before="360" w:lineRule="auto"/>
+    </w:pPr>
+    <w:rPr>
+      <w:rFonts w:ascii="Georgia" w:cs="Georgia" w:eastAsia="Georgia" w:hAnsi="Georgia"/>
+      <w:i w:val="1"/>
+      <w:iCs w:val="1"/>
+      <w:color w:val="666666"/>
+      <w:sz w:val="48"/>
+      <w:szCs w:val="48"/>
+    </w:rPr>
   </w:style>
 </w:styles>
 </file>
 
 <file path=word/theme/theme1.xml><?xml version="1.0" encoding="utf-8"?>
-<a:theme xmlns:a="http://schemas.openxmlformats.org/drawingml/2006/main" name="Тема Office">
+<a:theme xmlns:a="http://schemas.openxmlformats.org/drawingml/2006/main" name="Office Theme">
   <a:themeElements>
-    <a:clrScheme name="Стандартная">
+    <a:clrScheme name="Office">
       <a:dk1>
         <a:sysClr val="windowText" lastClr="000000"/>
       </a:dk1>
@@ -548,9 +436,9 @@
         <a:srgbClr val="800080"/>
       </a:folHlink>
     </a:clrScheme>
-    <a:fontScheme name="Стандартная">
+    <a:fontScheme name="Office">
       <a:majorFont>
-        <a:latin typeface="Cambria"/>
+        <a:latin typeface="Calibri"/>
         <a:ea typeface=""/>
         <a:cs typeface=""/>
         <a:font script="Jpan" typeface="ＭＳ ゴシック"/>
@@ -585,7 +473,7 @@
         <a:font script="Geor" typeface="Sylfaen"/>
       </a:majorFont>
       <a:minorFont>
-        <a:latin typeface="Calibri"/>
+        <a:latin typeface="Cambria"/>
         <a:ea typeface=""/>
         <a:cs typeface=""/>
         <a:font script="Jpan" typeface="ＭＳ 明朝"/>
@@ -620,7 +508,7 @@
         <a:font script="Geor" typeface="Sylfaen"/>
       </a:minorFont>
     </a:fontScheme>
-    <a:fmtScheme name="Стандартная">
+    <a:fmtScheme name="Office">
       <a:fillStyleLst>
         <a:solidFill>
           <a:schemeClr val="phClr"/>
@@ -652,20 +540,16 @@
           <a:gsLst>
             <a:gs pos="0">
               <a:schemeClr val="phClr">
-                <a:shade val="51000"/>
+                <a:tint val="100000"/>
+                <a:shade val="100000"/>
                 <a:satMod val="130000"/>
               </a:schemeClr>
             </a:gs>
-            <a:gs pos="80000">
-              <a:schemeClr val="phClr">
-                <a:shade val="93000"/>
-                <a:satMod val="130000"/>
-              </a:schemeClr>
-            </a:gs>
             <a:gs pos="100000">
               <a:schemeClr val="phClr">
-                <a:shade val="94000"/>
-                <a:satMod val="135000"/>
+                <a:tint val="50000"/>
+                <a:shade val="100000"/>
+                <a:satMod val="350000"/>
               </a:schemeClr>
             </a:gs>
           </a:gsLst>
@@ -787,6 +671,61 @@
       </a:bgFillStyleLst>
     </a:fmtScheme>
   </a:themeElements>
-  <a:objectDefaults/>
+  <a:objectDefaults>
+    <a:spDef>
+      <a:spPr/>
+      <a:bodyPr/>
+      <a:lstStyle/>
+      <a:style>
+        <a:lnRef idx="1">
+          <a:schemeClr val="accent1"/>
+        </a:lnRef>
+        <a:fillRef idx="3">
+          <a:schemeClr val="accent1"/>
+        </a:fillRef>
+        <a:effectRef idx="2">
+          <a:schemeClr val="accent1"/>
+        </a:effectRef>
+        <a:fontRef idx="minor">
+          <a:schemeClr val="lt1"/>
+        </a:fontRef>
+      </a:style>
+    </a:spDef>
+    <a:lnDef>
+      <a:spPr/>
+      <a:bodyPr/>
+      <a:lstStyle/>
+      <a:style>
+        <a:lnRef idx="2">
+          <a:schemeClr val="accent1"/>
+        </a:lnRef>
+        <a:fillRef idx="0">
+          <a:schemeClr val="accent1"/>
+        </a:fillRef>
+        <a:effectRef idx="1">
+          <a:schemeClr val="accent1"/>
+        </a:effectRef>
+        <a:fontRef idx="minor">
+          <a:schemeClr val="tx1"/>
+        </a:fontRef>
+      </a:style>
+    </a:lnDef>
+  </a:objectDefaults>
+  <a:extraClrSchemeLst/>
 </a:theme>
+</file>
+
+<file path=customXML/item1.xml><?xml version="1.0" encoding="utf-8"?>
+<go:gDocsCustomXmlDataStorage xmlns:go="http://customooxmlschemas.google.com/" xmlns:r="http://schemas.openxmlformats.org/officeDocument/2006/relationships" uri="GoogleDocsCustomDataVersion2">
+  <go:docsCustomData xmlns:go="http://customooxmlschemas.google.com/" roundtripDataSignature="AMtx7mgXICz4pJh6r+AfDR3ytzF4z/RbTg==">CgMxLjA4AHIhMWJEWVNQbFRiNzFUN3hxZURCZk5weVRYZVRDYTIzY2FE</go:docsCustomData>
+</go:gDocsCustomXmlDataStorage>
+</file>
+
+<file path=customXML/itemProps1.xml><?xml version="1.0" encoding="utf-8"?>
+<ds:datastoreItem xmlns:ds="http://schemas.openxmlformats.org/officeDocument/2006/customXml" ds:itemID="{11111111-1234-1234-1234-123412341234}">
+  <ds:schemaRefs>
+    <ds:schemaRef ds:uri="http://schemas.openxmlformats.org/officeDocument/2006/relationships"/>
+    <ds:schemaRef ds:uri="http://customooxmlschemas.google.com/"/>
+  </ds:schemaRefs>
+</ds:datastoreItem>
 </file>